--- a/docs/docx/19_SECURITY.docx
+++ b/docs/docx/19_SECURITY.docx
@@ -2,7 +2,7 @@
 <file path=word/document.xml><?xml version="1.0" encoding="utf-8"?>
 <w:document xmlns:w="http://schemas.openxmlformats.org/wordprocessingml/2006/main" xmlns:m="http://schemas.openxmlformats.org/officeDocument/2006/math" xmlns:r="http://schemas.openxmlformats.org/officeDocument/2006/relationships" xmlns:o="urn:schemas-microsoft-com:office:office" xmlns:v="urn:schemas-microsoft-com:vml" xmlns:w10="urn:schemas-microsoft-com:office:word" xmlns:a="http://schemas.openxmlformats.org/drawingml/2006/main" xmlns:pic="http://schemas.openxmlformats.org/drawingml/2006/picture" xmlns:wp="http://schemas.openxmlformats.org/drawingml/2006/wordprocessingDrawing">
   <w:body>
-    <w:bookmarkStart w:id="29" w:name="безопасность-гейты-и-доверенные-пути"/>
+    <w:bookmarkStart w:id="30" w:name="безопасность-гейты-и-доверенные-пути"/>
     <w:p>
       <w:pPr>
         <w:pStyle w:val="Heading1"/>
@@ -47,7 +47,7 @@
           <w:b/>
           <w:bCs/>
         </w:rPr>
-        <w:t xml:space="preserve">→ 3.10.711</w:t>
+        <w:t xml:space="preserve">→ 3.10.798</w:t>
       </w:r>
       <w:r>
         <w:t xml:space="preserve">).</w:t>
@@ -2839,7 +2839,319 @@
       </w:r>
     </w:p>
     <w:bookmarkEnd w:id="24"/>
-    <w:bookmarkStart w:id="28" w:name="связанные-документы"/>
+    <w:bookmarkStart w:id="26" w:name="runtime-карта-__env_-__os_"/>
+    <w:p>
+      <w:pPr>
+        <w:pStyle w:val="Heading2"/>
+      </w:pPr>
+      <w:r>
+        <w:t xml:space="preserve">7.1. Runtime-карта:</w:t>
+      </w:r>
+      <w:r>
+        <w:t xml:space="preserve"> </w:t>
+      </w:r>
+      <w:r>
+        <w:rPr>
+          <w:rStyle w:val="VerbatimChar"/>
+        </w:rPr>
+        <w:t xml:space="preserve">__ENV_*</w:t>
+      </w:r>
+      <w:r>
+        <w:t xml:space="preserve"> </w:t>
+      </w:r>
+      <w:r>
+        <w:t xml:space="preserve">/</w:t>
+      </w:r>
+      <w:r>
+        <w:t xml:space="preserve"> </w:t>
+      </w:r>
+      <w:r>
+        <w:rPr>
+          <w:rStyle w:val="VerbatimChar"/>
+        </w:rPr>
+        <w:t xml:space="preserve">__OS_*</w:t>
+      </w:r>
+    </w:p>
+    <w:p>
+      <w:pPr>
+        <w:pStyle w:val="FirstParagraph"/>
+      </w:pPr>
+      <w:r>
+        <w:t xml:space="preserve">При каждом сборе в карту переменных (сегмент «Глобальные_переменные») копируется</w:t>
+      </w:r>
+      <w:r>
+        <w:t xml:space="preserve"> </w:t>
+      </w:r>
+      <w:r>
+        <w:rPr>
+          <w:b/>
+          <w:bCs/>
+        </w:rPr>
+        <w:t xml:space="preserve">весь</w:t>
+      </w:r>
+      <w:r>
+        <w:t xml:space="preserve"> </w:t>
+      </w:r>
+      <w:r>
+        <w:rPr>
+          <w:rStyle w:val="VerbatimChar"/>
+        </w:rPr>
+        <w:t xml:space="preserve">os.environ</w:t>
+      </w:r>
+      <w:r>
+        <w:t xml:space="preserve"> </w:t>
+      </w:r>
+      <w:r>
+        <w:t xml:space="preserve">как</w:t>
+      </w:r>
+      <w:r>
+        <w:t xml:space="preserve"> </w:t>
+      </w:r>
+      <w:r>
+        <w:rPr>
+          <w:rStyle w:val="VerbatimChar"/>
+        </w:rPr>
+        <w:t xml:space="preserve">__ENV_&lt;имя&gt;</w:t>
+      </w:r>
+      <w:r>
+        <w:t xml:space="preserve"> </w:t>
+      </w:r>
+      <w:r>
+        <w:t xml:space="preserve">и набор</w:t>
+      </w:r>
+      <w:r>
+        <w:t xml:space="preserve"> </w:t>
+      </w:r>
+      <w:r>
+        <w:rPr>
+          <w:rStyle w:val="VerbatimChar"/>
+        </w:rPr>
+        <w:t xml:space="preserve">__OS_*</w:t>
+      </w:r>
+      <w:r>
+        <w:t xml:space="preserve"> </w:t>
+      </w:r>
+      <w:r>
+        <w:t xml:space="preserve">(пользователь, home, платформа…).</w:t>
+      </w:r>
+    </w:p>
+    <w:tbl>
+      <w:tblPr>
+        <w:tblStyle w:val="Table"/>
+        <w:tblW w:type="pct" w:w="5000"/>
+        <w:tblLayout w:type="fixed"/>
+        <w:tblLook w:firstRow="1" w:lastRow="0" w:firstColumn="0" w:lastColumn="0" w:noHBand="0" w:noVBand="0" w:val="0020"/>
+      </w:tblPr>
+      <w:tblGrid>
+        <w:gridCol w:w="2795"/>
+        <w:gridCol w:w="5124"/>
+      </w:tblGrid>
+      <w:tr>
+        <w:trPr>
+          <w:tblHeader w:val="on"/>
+        </w:trPr>
+        <w:tc>
+          <w:tcPr/>
+          <w:p>
+            <w:pPr>
+              <w:pStyle w:val="Compact"/>
+            </w:pPr>
+            <w:r>
+              <w:t xml:space="preserve">Риск</w:t>
+            </w:r>
+          </w:p>
+        </w:tc>
+        <w:tc>
+          <w:tcPr/>
+          <w:p>
+            <w:pPr>
+              <w:pStyle w:val="Compact"/>
+            </w:pPr>
+            <w:r>
+              <w:t xml:space="preserve">Митигация</w:t>
+            </w:r>
+          </w:p>
+        </w:tc>
+      </w:tr>
+      <w:tr>
+        <w:tc>
+          <w:tcPr/>
+          <w:p>
+            <w:pPr>
+              <w:pStyle w:val="Compact"/>
+            </w:pPr>
+            <w:r>
+              <w:t xml:space="preserve">Секреты из env попадают в</w:t>
+            </w:r>
+            <w:r>
+              <w:t xml:space="preserve"> </w:t>
+            </w:r>
+            <w:r>
+              <w:rPr>
+                <w:rStyle w:val="VerbatimChar"/>
+              </w:rPr>
+              <w:t xml:space="preserve">&lt;&lt;Переменные.__ENV_…&gt;&gt;</w:t>
+            </w:r>
+          </w:p>
+        </w:tc>
+        <w:tc>
+          <w:tcPr/>
+          <w:p>
+            <w:pPr>
+              <w:pStyle w:val="Compact"/>
+            </w:pPr>
+            <w:r>
+              <w:t xml:space="preserve">Не подставлять</w:t>
+            </w:r>
+            <w:r>
+              <w:t xml:space="preserve"> </w:t>
+            </w:r>
+            <w:r>
+              <w:rPr>
+                <w:rStyle w:val="VerbatimChar"/>
+              </w:rPr>
+              <w:t xml:space="preserve">__ENV_*</w:t>
+            </w:r>
+            <w:r>
+              <w:t xml:space="preserve"> </w:t>
+            </w:r>
+            <w:r>
+              <w:t xml:space="preserve">в публичные отчёты; не включать полный дамп карты в журнал</w:t>
+            </w:r>
+          </w:p>
+        </w:tc>
+      </w:tr>
+      <w:tr>
+        <w:tc>
+          <w:tcPr/>
+          <w:p>
+            <w:pPr>
+              <w:pStyle w:val="Compact"/>
+            </w:pPr>
+            <w:r>
+              <w:t xml:space="preserve">Утечка через шаблон пути/формулы</w:t>
+            </w:r>
+          </w:p>
+        </w:tc>
+        <w:tc>
+          <w:tcPr/>
+          <w:p>
+            <w:pPr>
+              <w:pStyle w:val="Compact"/>
+            </w:pPr>
+            <w:r>
+              <w:t xml:space="preserve">Осознанно выбирать имена; для чувствительных сценариев не класть секреты в env процесса LO</w:t>
+            </w:r>
+          </w:p>
+        </w:tc>
+      </w:tr>
+      <w:tr>
+        <w:tc>
+          <w:tcPr/>
+          <w:p>
+            <w:pPr>
+              <w:pStyle w:val="Compact"/>
+            </w:pPr>
+            <w:r>
+              <w:t xml:space="preserve">Коллизия имён с пользовательскими глобальными</w:t>
+            </w:r>
+          </w:p>
+        </w:tc>
+        <w:tc>
+          <w:tcPr/>
+          <w:p>
+            <w:pPr>
+              <w:pStyle w:val="Compact"/>
+            </w:pPr>
+            <w:r>
+              <w:t xml:space="preserve">Не создавайте глобальные с префиксами</w:t>
+            </w:r>
+            <w:r>
+              <w:t xml:space="preserve"> </w:t>
+            </w:r>
+            <w:r>
+              <w:rPr>
+                <w:rStyle w:val="VerbatimChar"/>
+              </w:rPr>
+              <w:t xml:space="preserve">__ENV_</w:t>
+            </w:r>
+            <w:r>
+              <w:t xml:space="preserve"> </w:t>
+            </w:r>
+            <w:r>
+              <w:t xml:space="preserve">/</w:t>
+            </w:r>
+            <w:r>
+              <w:t xml:space="preserve"> </w:t>
+            </w:r>
+            <w:r>
+              <w:rPr>
+                <w:rStyle w:val="VerbatimChar"/>
+              </w:rPr>
+              <w:t xml:space="preserve">__OS_</w:t>
+            </w:r>
+            <w:r>
+              <w:t xml:space="preserve"> </w:t>
+            </w:r>
+            <w:r>
+              <w:t xml:space="preserve">— seed среды перезапишет их</w:t>
+            </w:r>
+          </w:p>
+        </w:tc>
+      </w:tr>
+    </w:tbl>
+    <w:p>
+      <w:pPr>
+        <w:pStyle w:val="BodyText"/>
+      </w:pPr>
+      <w:r>
+        <w:t xml:space="preserve">Подробности имён:</w:t>
+      </w:r>
+      <w:r>
+        <w:t xml:space="preserve"> </w:t>
+      </w:r>
+      <w:hyperlink r:id="rId25">
+        <w:r>
+          <w:rPr>
+            <w:rStyle w:val="Hyperlink"/>
+          </w:rPr>
+          <w:t xml:space="preserve">04_DATA_COLLECTION.md</w:t>
+        </w:r>
+      </w:hyperlink>
+      <w:r>
+        <w:t xml:space="preserve"> </w:t>
+      </w:r>
+      <w:r>
+        <w:t xml:space="preserve">§6.0.1.</w:t>
+      </w:r>
+      <w:r>
+        <w:br/>
+      </w:r>
+      <w:r>
+        <w:t xml:space="preserve">Код:</w:t>
+      </w:r>
+      <w:r>
+        <w:t xml:space="preserve"> </w:t>
+      </w:r>
+      <w:r>
+        <w:rPr>
+          <w:rStyle w:val="VerbatimChar"/>
+        </w:rPr>
+        <w:t xml:space="preserve">libre_macros_runtime_env_lib.py</w:t>
+      </w:r>
+      <w:r>
+        <w:t xml:space="preserve">.</w:t>
+      </w:r>
+    </w:p>
+    <w:p>
+      <w:r>
+        <w:pict>
+          <v:rect style="width:0;height:1.5pt" o:hralign="center" o:hrstd="t" o:hr="t"/>
+        </w:pict>
+      </w:r>
+    </w:p>
+    <w:bookmarkEnd w:id="26"/>
+    <w:bookmarkStart w:id="29" w:name="связанные-документы"/>
     <w:p>
       <w:pPr>
         <w:pStyle w:val="Heading2"/>
@@ -2980,7 +3292,7 @@
             <w:pPr>
               <w:pStyle w:val="Compact"/>
             </w:pPr>
-            <w:hyperlink r:id="rId26">
+            <w:hyperlink r:id="rId27">
               <w:r>
                 <w:rPr>
                   <w:rStyle w:val="Hyperlink"/>
@@ -3009,7 +3321,7 @@
             <w:pPr>
               <w:pStyle w:val="Compact"/>
             </w:pPr>
-            <w:hyperlink r:id="rId27">
+            <w:hyperlink r:id="rId28">
               <w:r>
                 <w:rPr>
                   <w:rStyle w:val="Hyperlink"/>
@@ -3032,8 +3344,8 @@
         </w:tc>
       </w:tr>
     </w:tbl>
-    <w:bookmarkEnd w:id="28"/>
     <w:bookmarkEnd w:id="29"/>
+    <w:bookmarkEnd w:id="30"/>
     <w:sectPr>
       <w:footnotePr>
         <w:numRestart w:val="eachSect"/>
